--- a/Docx Files Template/bst_grievance_form_3g3a.docx
+++ b/Docx Files Template/bst_grievance_form_3g3a.docx
@@ -488,7 +488,7 @@
           <w:tab w:val="left" w:pos="7110"/>
           <w:tab w:val="left" w:pos="7470"/>
         </w:tabs>
-        <w:spacing w:after="80"/>
+        <w:spacing w:after="0"/>
         <w:ind w:left="270"/>
         <w:rPr>
           <w:rFonts w:ascii="Arial" w:hAnsi="Arial" w:cs="Arial"/>

--- a/Docx Files Template/bst_grievance_form_3g3a.docx
+++ b/Docx Files Template/bst_grievance_form_3g3a.docx
@@ -218,11 +218,11 @@
         </w:rPr>
         <w:pict w14:anchorId="35F31F69">
           <v:group id="_x0000_s1034" style="position:absolute;margin-left:0;margin-top:1.2pt;width:556.65pt;height:55.5pt;z-index:251684864" coordorigin="432,1169" coordsize="11133,1110">
-            <v:line id="Straight Connector 3" o:spid="_x0000_s1027" style="position:absolute;flip:y;visibility:visible;mso-wrap-style:square;mso-width-percent:0;mso-height-percent:0;mso-wrap-distance-left:9pt;mso-wrap-distance-top:0;mso-wrap-distance-right:9pt;mso-wrap-distance-bottom:0;mso-position-horizontal:absolute;mso-position-horizontal-relative:text;mso-position-vertical:absolute;mso-position-vertical-relative:page;mso-width-percent:0;mso-height-percent:0;mso-width-relative:margin;mso-height-relative:margin" from="432,2257" to="11563,2257" o:gfxdata="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" strokecolor="black [3040]" strokeweight="1.5pt"/>
+            <v:line id="Straight Connector 3" o:spid="_x0000_s1027" style="position:absolute;flip:y;visibility:visible;mso-wrap-style:square;mso-width-percent:0;mso-height-percent:0;mso-wrap-distance-left:9pt;mso-wrap-distance-top:0;mso-wrap-distance-right:9pt;mso-wrap-distance-bottom:0;mso-position-horizontal:absolute;mso-position-horizontal-relative:text;mso-position-vertical:absolute;mso-position-vertical-relative:page;mso-width-percent:0;mso-height-percent:0;mso-width-relative:margin;mso-height-relative:margin" from="432,2224" to="11563,2224" o:gfxdata="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" strokecolor="black [3040]" strokeweight="1.5pt"/>
             <v:line id="Straight Connector 11" o:spid="_x0000_s1028" style="position:absolute;flip:y;visibility:visible;mso-wrap-style:square;mso-width-percent:0;mso-height-percent:0;mso-wrap-distance-left:9pt;mso-wrap-distance-top:0;mso-wrap-distance-right:9pt;mso-wrap-distance-bottom:0;mso-position-horizontal:absolute;mso-position-horizontal-relative:text;mso-position-vertical:absolute;mso-position-vertical-relative:page;mso-width-percent:0;mso-height-percent:0;mso-width-relative:margin;mso-height-relative:margin" from="432,1652" to="11563,1652" o:gfxdata="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" strokeweight="1.5pt"/>
-            <v:line id="Straight Connector 13" o:spid="_x0000_s1030" style="position:absolute;visibility:visible;mso-wrap-style:square;mso-width-percent:0;mso-height-percent:0;mso-wrap-distance-left:9pt;mso-wrap-distance-top:0;mso-wrap-distance-right:9pt;mso-wrap-distance-bottom:0;mso-position-horizontal:absolute;mso-position-horizontal-relative:text;mso-position-vertical:absolute;mso-position-vertical-relative:text;mso-width-percent:0;mso-height-percent:0;mso-width-relative:margin;mso-height-relative:margin" from="11561,1175" to="11565,2279" o:gfxdata="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" strokecolor="windowText" strokeweight="1.5pt"/>
-            <v:line id="Straight Connector 14" o:spid="_x0000_s1031" style="position:absolute;visibility:visible;mso-wrap-style:square;mso-width-percent:0;mso-height-percent:0;mso-wrap-distance-left:9pt;mso-wrap-distance-top:0;mso-wrap-distance-right:9pt;mso-wrap-distance-bottom:0;mso-position-horizontal:absolute;mso-position-horizontal-relative:text;mso-position-vertical:absolute;mso-position-vertical-relative:text;mso-width-percent:0;mso-height-percent:0;mso-width-relative:margin;mso-height-relative:margin" from="7715,1169" to="7715,2250" o:gfxdata="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" strokecolor="windowText" strokeweight="1.5pt"/>
-            <v:line id="Straight Connector 15" o:spid="_x0000_s1029" style="position:absolute;visibility:visible;mso-wrap-style:square;mso-width-percent:0;mso-height-percent:0;mso-wrap-distance-left:9pt;mso-wrap-distance-top:0;mso-wrap-distance-right:9pt;mso-wrap-distance-bottom:0;mso-position-horizontal:absolute;mso-position-horizontal-relative:text;mso-position-vertical:absolute;mso-position-vertical-relative:text;mso-width-percent:0;mso-height-percent:0;mso-width-relative:margin;mso-height-relative:margin" from="448,1654" to="448,2258" o:gfxdata="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" strokecolor="windowText" strokeweight="1.5pt"/>
+            <v:line id="Straight Connector 13" o:spid="_x0000_s1030" style="position:absolute;visibility:visible;mso-wrap-style:square;mso-width-percent:0;mso-height-percent:0;mso-wrap-distance-left:9pt;mso-wrap-distance-top:0;mso-wrap-distance-right:9pt;mso-wrap-distance-bottom:0;mso-position-horizontal:absolute;mso-position-horizontal-relative:text;mso-position-vertical:absolute;mso-position-vertical-relative:text;mso-width-percent:0;mso-height-percent:0;mso-width-relative:margin;mso-height-relative:margin" from="11561,1175" to="11565,2224" o:gfxdata="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" strokecolor="windowText" strokeweight="1.5pt"/>
+            <v:line id="Straight Connector 14" o:spid="_x0000_s1031" style="position:absolute;visibility:visible;mso-wrap-style:square;mso-width-percent:0;mso-height-percent:0;mso-wrap-distance-left:9pt;mso-wrap-distance-top:0;mso-wrap-distance-right:9pt;mso-wrap-distance-bottom:0;mso-position-horizontal:absolute;mso-position-horizontal-relative:text;mso-position-vertical:absolute;mso-position-vertical-relative:text;mso-width-percent:0;mso-height-percent:0;mso-width-relative:margin;mso-height-relative:margin" from="7715,1169" to="7715,2224" o:gfxdata="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" strokecolor="windowText" strokeweight="1.5pt"/>
+            <v:line id="Straight Connector 15" o:spid="_x0000_s1029" style="position:absolute;visibility:visible;mso-wrap-style:square;mso-width-percent:0;mso-height-percent:0;mso-wrap-distance-left:9pt;mso-wrap-distance-top:0;mso-wrap-distance-right:9pt;mso-wrap-distance-bottom:0;mso-position-horizontal:absolute;mso-position-horizontal-relative:text;mso-position-vertical:absolute;mso-position-vertical-relative:text;mso-width-percent:0;mso-height-percent:0;mso-width-relative:margin;mso-height-relative:margin" from="448,1654" to="448,2224" o:gfxdata="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" strokecolor="windowText" strokeweight="1.5pt"/>
           </v:group>
         </w:pict>
       </w:r>
@@ -488,7 +488,7 @@
           <w:tab w:val="left" w:pos="7110"/>
           <w:tab w:val="left" w:pos="7470"/>
         </w:tabs>
-        <w:spacing w:after="0"/>
+        <w:spacing w:after="80"/>
         <w:ind w:left="270"/>
         <w:rPr>
           <w:rFonts w:ascii="Arial" w:hAnsi="Arial" w:cs="Arial"/>
